--- a/src/lib/report/bbbg-cuc-tha.docx
+++ b/src/lib/report/bbbg-cuc-tha.docx
@@ -803,7 +803,7 @@
     </w:tbl>
     <w:p/>
     <w:sectPr>
-      <w:pgSz w:w="12240" w:h="15840"/>
+      <w:pgSz w:w="11906" w:h="16838"/>
       <w:pgMar w:top="284" w:right="851" w:bottom="1418" w:left="1701" w:header="720" w:footer="720" w:gutter="0"/>
       <w:cols w:space="720"/>
       <w:docGrid w:linePitch="360"/>
